--- a/reports/ПЗ_5_Отчет_Сайт_университета_Bootstrap.docx
+++ b/reports/ПЗ_5_Отчет_Сайт_университета_Bootstrap.docx
@@ -8,9 +8,41 @@
       </w:pPr>
       <w:r>
         <w:rPr>
+          <w:rFonts w:ascii="Times New Roman" w:hAnsi="Times New Roman"/>
+          <w:color w:val="000000"/>
+          <w:sz w:val="20"/>
+        </w:rPr>
+        <w:t>МИНИСТЕРСТВО НАУКИ И ВЫСШЕГО ОБРАЗОВАНИЯ РОССИЙСКОЙ ФЕДЕРАЦИИ</w:t>
+      </w:r>
+    </w:p>
+    <w:p>
+      <w:pPr>
+        <w:jc w:val="center"/>
+      </w:pPr>
+      <w:r>
+        <w:rPr>
+          <w:rFonts w:ascii="Times New Roman" w:hAnsi="Times New Roman"/>
+          <w:color w:val="000000"/>
+          <w:sz w:val="20"/>
+        </w:rPr>
+        <w:t>Кафедра информационных систем и технологий</w:t>
+      </w:r>
+    </w:p>
+    <w:p>
+      <w:pPr>
+        <w:spacing w:after="360"/>
+      </w:pPr>
+    </w:p>
+    <w:p>
+      <w:pPr>
+        <w:jc w:val="center"/>
+      </w:pPr>
+      <w:r>
+        <w:rPr>
+          <w:rFonts w:ascii="Times New Roman" w:hAnsi="Times New Roman"/>
           <w:b/>
-          <w:color w:val="1B365D"/>
-          <w:sz w:val="32"/>
+          <w:color w:val="000000"/>
+          <w:sz w:val="28"/>
         </w:rPr>
         <w:t>ОТЧЕТ ПО ПРАКТИЧЕСКОЙ РАБОТЕ № 5</w:t>
       </w:r>
@@ -21,217 +53,263 @@
       </w:pPr>
       <w:r>
         <w:rPr>
+          <w:rFonts w:ascii="Times New Roman" w:hAnsi="Times New Roman"/>
           <w:b/>
-          <w:color w:val="333333"/>
-          <w:sz w:val="26"/>
+          <w:color w:val="000000"/>
+          <w:sz w:val="24"/>
         </w:rPr>
         <w:t>Тема: «Сайт университета. Оформление с использованием Bootstrap»</w:t>
       </w:r>
     </w:p>
     <w:p>
       <w:pPr>
-        <w:jc w:val="center"/>
+        <w:spacing w:before="360" w:after="480"/>
+        <w:jc w:val="right"/>
       </w:pPr>
       <w:r>
         <w:rPr>
-          <w:i/>
-          <w:color w:val="555555"/>
-          <w:sz w:val="20"/>
+          <w:rFonts w:ascii="Times New Roman" w:hAnsi="Times New Roman"/>
+          <w:color w:val="000000"/>
+          <w:sz w:val="22"/>
         </w:rPr>
-        <w:t>Дисциплина: «Веб-разработка» | Проект: «hogwarts»</w:t>
+        <w:t>Дисциплина: Веб-разработка</w:t>
         <w:br/>
-        <w:t>Студент: Храмов | Год: 2026</w:t>
+        <w:t>Выполнил: студент Храмов</w:t>
         <w:br/>
+        <w:t>Проект: hogwarts</w:t>
+        <w:br/>
+        <w:t>Год: 2026</w:t>
       </w:r>
     </w:p>
     <w:p>
       <w:pPr>
-        <w:spacing w:before="240" w:after="80"/>
+        <w:spacing w:before="280" w:after="80"/>
+        <w:ind w:firstLine="0"/>
       </w:pPr>
       <w:r>
         <w:rPr>
+          <w:rFonts w:ascii="Times New Roman" w:hAnsi="Times New Roman"/>
           <w:b/>
-          <w:color w:val="1B365D"/>
+          <w:color w:val="000000"/>
           <w:sz w:val="26"/>
         </w:rPr>
         <w:t>1. Цель работы</w:t>
       </w:r>
     </w:p>
     <w:p>
+      <w:pPr>
+        <w:ind w:firstLine="706"/>
+        <w:jc w:val="both"/>
+      </w:pPr>
       <w:r>
-        <w:t>Получение практических навыков оформления пользовательского веб-интерфейса с использованием CSS-фреймворка Bootstrap 3, применение классов сетки (Grid System), стилизации навигационных меню (list-group), информационных панелей (panel), кнопок (btn), бейджей (badge), сообщений (alert) и акцентных блоков (jumbotron).</w:t>
+        <w:rPr>
+          <w:rFonts w:ascii="Times New Roman" w:hAnsi="Times New Roman"/>
+          <w:color w:val="000000"/>
+          <w:sz w:val="24"/>
+        </w:rPr>
+        <w:t>Получение практических навыков оформления пользовательского интерфейса веб-приложения на Django с использованием CSS-фреймворка Bootstrap, применение компонентов сетки (Grid), навигационных списков (list-group), информационных панелей (panel), кнопок (btn), бейджей (badge), блоков оповещений (alert) и акцентных блоков (jumbotron).</w:t>
       </w:r>
     </w:p>
     <w:p>
       <w:pPr>
-        <w:spacing w:before="240" w:after="80"/>
+        <w:spacing w:before="280" w:after="80"/>
+        <w:ind w:firstLine="0"/>
       </w:pPr>
       <w:r>
         <w:rPr>
+          <w:rFonts w:ascii="Times New Roman" w:hAnsi="Times New Roman"/>
           <w:b/>
-          <w:color w:val="1B365D"/>
+          <w:color w:val="000000"/>
           <w:sz w:val="26"/>
         </w:rPr>
-        <w:t>2. Задачи работы (8 заданий)</w:t>
+        <w:t>2. Задание к работе</w:t>
       </w:r>
     </w:p>
     <w:p>
       <w:pPr>
-        <w:pStyle w:val="ListBullet"/>
+        <w:ind w:firstLine="706"/>
+        <w:jc w:val="both"/>
       </w:pPr>
       <w:r>
         <w:rPr>
-          <w:b/>
+          <w:rFonts w:ascii="Times New Roman" w:hAnsi="Times New Roman"/>
+          <w:color w:val="000000"/>
+          <w:sz w:val="24"/>
         </w:rPr>
-        <w:t xml:space="preserve">• </w:t>
-      </w:r>
-      <w:r>
-        <w:t>Задание 1: Оформить общую сетку страницы (соотношение колонок 3:9 для меню и контента).</w:t>
+        <w:t>1. Настроить пропорции колонок сетки Bootstrap (col-sm-3 для навигации, col-sm-9 для контента).</w:t>
       </w:r>
     </w:p>
     <w:p>
       <w:pPr>
-        <w:pStyle w:val="ListBullet"/>
+        <w:ind w:firstLine="706"/>
+        <w:jc w:val="both"/>
       </w:pPr>
       <w:r>
         <w:rPr>
-          <w:b/>
+          <w:rFonts w:ascii="Times New Roman" w:hAnsi="Times New Roman"/>
+          <w:color w:val="000000"/>
+          <w:sz w:val="24"/>
         </w:rPr>
-        <w:t xml:space="preserve">• </w:t>
-      </w:r>
-      <w:r>
-        <w:t>Задание 2: Стилизовать навигационное меню с использованием компонента Bootstrap list-group.</w:t>
+        <w:t>2. Стилизовать меню навигации с использованием класса list-group.</w:t>
       </w:r>
     </w:p>
     <w:p>
       <w:pPr>
-        <w:pStyle w:val="ListBullet"/>
+        <w:ind w:firstLine="706"/>
+        <w:jc w:val="both"/>
       </w:pPr>
       <w:r>
         <w:rPr>
-          <w:b/>
+          <w:rFonts w:ascii="Times New Roman" w:hAnsi="Times New Roman"/>
+          <w:color w:val="000000"/>
+          <w:sz w:val="24"/>
         </w:rPr>
-        <w:t xml:space="preserve">• </w:t>
-      </w:r>
-      <w:r>
-        <w:t>Задание 3: Оформить заголовок главной страницы компонентом jumbotron.</w:t>
+        <w:t>3. Оформить заголовок главной страницы компонентом jumbotron.</w:t>
       </w:r>
     </w:p>
     <w:p>
       <w:pPr>
-        <w:pStyle w:val="ListBullet"/>
+        <w:ind w:firstLine="706"/>
+        <w:jc w:val="both"/>
       </w:pPr>
       <w:r>
         <w:rPr>
-          <w:b/>
+          <w:rFonts w:ascii="Times New Roman" w:hAnsi="Times New Roman"/>
+          <w:color w:val="000000"/>
+          <w:sz w:val="24"/>
         </w:rPr>
-        <w:t xml:space="preserve">• </w:t>
-      </w:r>
-      <w:r>
-        <w:t>Задание 4: Оформить статистику по объектам с помощью информационных карточек panel.</w:t>
+        <w:t>4. Оформить каждый показатель статистики в отдельном блоке panel.</w:t>
       </w:r>
     </w:p>
     <w:p>
       <w:pPr>
-        <w:pStyle w:val="ListBullet"/>
+        <w:ind w:firstLine="706"/>
+        <w:jc w:val="both"/>
       </w:pPr>
       <w:r>
         <w:rPr>
-          <w:b/>
+          <w:rFonts w:ascii="Times New Roman" w:hAnsi="Times New Roman"/>
+          <w:color w:val="000000"/>
+          <w:sz w:val="24"/>
         </w:rPr>
-        <w:t xml:space="preserve">• </w:t>
-      </w:r>
-      <w:r>
-        <w:t>Задание 5: Разместить информационные блоки в адаптивной сетке row и col-sm-6 / col-sm-4.</w:t>
+        <w:t>5. Разместить блоки статистики с использованием адаптивной сетки row и col-sm-6 / col-sm-4.</w:t>
       </w:r>
     </w:p>
     <w:p>
       <w:pPr>
-        <w:pStyle w:val="ListBullet"/>
+        <w:ind w:firstLine="706"/>
+        <w:jc w:val="both"/>
       </w:pPr>
       <w:r>
         <w:rPr>
-          <w:b/>
+          <w:rFonts w:ascii="Times New Roman" w:hAnsi="Times New Roman"/>
+          <w:color w:val="000000"/>
+          <w:sz w:val="24"/>
         </w:rPr>
-        <w:t xml:space="preserve">• </w:t>
-      </w:r>
-      <w:r>
-        <w:t>Задание 6: Добавить бейджи (badge) к пунктам навигационного меню для индикации количества объектов.</w:t>
+        <w:t>6. Добавить бейджи (badge) для отображения количества объектов в пунктах меню.</w:t>
       </w:r>
     </w:p>
     <w:p>
       <w:pPr>
-        <w:pStyle w:val="ListBullet"/>
+        <w:ind w:firstLine="706"/>
+        <w:jc w:val="both"/>
       </w:pPr>
       <w:r>
         <w:rPr>
-          <w:b/>
+          <w:rFonts w:ascii="Times New Roman" w:hAnsi="Times New Roman"/>
+          <w:color w:val="000000"/>
+          <w:sz w:val="24"/>
         </w:rPr>
-        <w:t xml:space="preserve">• </w:t>
-      </w:r>
-      <w:r>
-        <w:t>Задание 7: Разместить на главной странице интерактивные кнопки btn с различными цветовыми модификаторами (btn-primary, btn-success, btn-warning).</w:t>
+        <w:t>7. Добавить интерактивные кнопки перехода btn с различными вариантами оформления.</w:t>
       </w:r>
     </w:p>
     <w:p>
       <w:pPr>
-        <w:pStyle w:val="ListBullet"/>
+        <w:ind w:firstLine="706"/>
+        <w:jc w:val="both"/>
       </w:pPr>
       <w:r>
         <w:rPr>
-          <w:b/>
+          <w:rFonts w:ascii="Times New Roman" w:hAnsi="Times New Roman"/>
+          <w:color w:val="000000"/>
+          <w:sz w:val="24"/>
         </w:rPr>
-        <w:t xml:space="preserve">• </w:t>
-      </w:r>
-      <w:r>
-        <w:t>Задание 8: Добавить информационное сообщение alert-info о состоянии системы.</w:t>
+        <w:t>8. Разместить информационный блок оповещения alert.</w:t>
       </w:r>
     </w:p>
     <w:p>
       <w:pPr>
-        <w:spacing w:before="240" w:after="80"/>
+        <w:spacing w:before="280" w:after="80"/>
+        <w:ind w:firstLine="0"/>
       </w:pPr>
       <w:r>
         <w:rPr>
+          <w:rFonts w:ascii="Times New Roman" w:hAnsi="Times New Roman"/>
           <w:b/>
-          <w:color w:val="1B365D"/>
+          <w:color w:val="000000"/>
           <w:sz w:val="26"/>
         </w:rPr>
-        <w:t>3. Листинг оформленного шаблона index.html</w:t>
+        <w:t>3. Ход выполнения работы</w:t>
+      </w:r>
+    </w:p>
+    <w:p>
+      <w:pPr>
+        <w:ind w:firstLine="706"/>
+        <w:jc w:val="both"/>
+      </w:pPr>
+      <w:r>
+        <w:rPr>
+          <w:rFonts w:ascii="Times New Roman" w:hAnsi="Times New Roman"/>
+          <w:color w:val="000000"/>
+          <w:sz w:val="24"/>
+        </w:rPr>
+        <w:t>В шаблоне index.html были применены классы фреймворка Bootstrap согласно всем восьми пунктам задания:</w:t>
+      </w:r>
+    </w:p>
+    <w:p>
+      <w:pPr>
+        <w:spacing w:after="40"/>
+        <w:ind w:firstLine="706"/>
+      </w:pPr>
+      <w:r>
+        <w:rPr>
+          <w:rFonts w:ascii="Times New Roman" w:hAnsi="Times New Roman"/>
+          <w:i/>
+          <w:color w:val="000000"/>
+          <w:sz w:val="21"/>
+        </w:rPr>
+        <w:t>Листинг 1 — Файл students/templates/index.html</w:t>
       </w:r>
     </w:p>
     <w:tbl>
       <w:tblPr>
         <w:tblW w:type="auto" w:w="0"/>
         <w:jc w:val="center"/>
-        <w:tblLayout w:type="fixed"/>
         <w:tblLook w:firstColumn="1" w:firstRow="1" w:lastColumn="0" w:lastRow="0" w:noHBand="0" w:noVBand="1" w:val="04A0"/>
       </w:tblPr>
       <w:tblGrid>
-        <w:gridCol w:w="9706"/>
+        <w:gridCol w:w="9691"/>
       </w:tblGrid>
       <w:tr>
         <w:tc>
           <w:tcPr>
-            <w:tcW w:type="dxa" w:w="9792"/>
-            <w:shd w:fill="F4F5F7"/>
+            <w:tcW w:type="dxa" w:w="9360"/>
           </w:tcPr>
           <w:p>
             <w:pPr>
               <w:spacing w:before="40" w:after="40" w:line="240" w:lineRule="auto"/>
+              <w:ind w:firstLine="0"/>
             </w:pPr>
             <w:r>
               <w:rPr>
-                <w:rFonts w:ascii="Consolas" w:hAnsi="Consolas"/>
-                <w:color w:val="24292E"/>
-                <w:sz w:val="17"/>
+                <w:rFonts w:ascii="Courier New" w:hAnsi="Courier New"/>
+                <w:color w:val="000000"/>
+                <w:sz w:val="19"/>
               </w:rPr>
               <w:t>{% extends "base_generic.html" %}</w:t>
               <w:br/>
               <w:br/>
               <w:t>{% block content %}</w:t>
-              <w:br/>
-              <w:t xml:space="preserve">  &lt;!-- Jumbotron и Кнопки (Задания 3 и 7) --&gt;</w:t>
               <w:br/>
               <w:t xml:space="preserve">  &lt;div class="jumbotron"&gt;</w:t>
               <w:br/>
@@ -241,18 +319,16 @@
               <w:br/>
               <w:t xml:space="preserve">    &lt;p&gt;</w:t>
               <w:br/>
-              <w:t xml:space="preserve">      &lt;a href="{% url 'students_list' %}" class="btn btn-primary btn-lg"&gt;Управление студентами&lt;/a&gt;</w:t>
+              <w:t xml:space="preserve">      &lt;a href="{% url 'student_list' %}" class="btn btn-primary btn-lg"&gt;Список студентов&lt;/a&gt;</w:t>
               <w:br/>
-              <w:t xml:space="preserve">      &lt;a href="{% url 'teachers_list' %}" class="btn btn-success btn-lg"&gt;Штат преподавателей&lt;/a&gt;</w:t>
+              <w:t xml:space="preserve">      &lt;a href="{% url 'teacher_list' %}" class="btn btn-success btn-lg"&gt;Преподаватели&lt;/a&gt;</w:t>
               <w:br/>
-              <w:t xml:space="preserve">      &lt;a href="{% url 'groups_list' %}" class="btn btn-warning btn-lg"&gt;Учебные группы&lt;/a&gt;</w:t>
+              <w:t xml:space="preserve">      &lt;a href="{% url 'group_list' %}" class="btn btn-warning btn-lg"&gt;Учебные группы&lt;/a&gt;</w:t>
               <w:br/>
               <w:t xml:space="preserve">    &lt;/p&gt;</w:t>
               <w:br/>
               <w:t xml:space="preserve">  &lt;/div&gt;</w:t>
               <w:br/>
-              <w:br/>
-              <w:t xml:space="preserve">  &lt;!-- Информационное оповещение (Задание 8) --&gt;</w:t>
               <w:br/>
               <w:t xml:space="preserve">  &lt;div class="alert alert-info"&gt;</w:t>
               <w:br/>
@@ -260,8 +336,6 @@
               <w:br/>
               <w:t xml:space="preserve">  &lt;/div&gt;</w:t>
               <w:br/>
-              <w:br/>
-              <w:t xml:space="preserve">  &lt;!-- Адаптивная сетка панелей статистики (Задания 4 и 5) --&gt;</w:t>
               <w:br/>
               <w:t xml:space="preserve">  &lt;div class="row"&gt;</w:t>
               <w:br/>
@@ -345,25 +419,65 @@
     </w:p>
     <w:p>
       <w:pPr>
-        <w:spacing w:before="240" w:after="80"/>
+        <w:spacing w:before="280" w:after="80"/>
+        <w:ind w:firstLine="0"/>
       </w:pPr>
       <w:r>
         <w:rPr>
+          <w:rFonts w:ascii="Times New Roman" w:hAnsi="Times New Roman"/>
           <w:b/>
-          <w:color w:val="1B365D"/>
+          <w:color w:val="000000"/>
           <w:sz w:val="26"/>
         </w:rPr>
-        <w:t>4. Результаты и выводы</w:t>
+        <w:t>4. Результаты работы</w:t>
       </w:r>
     </w:p>
     <w:p>
+      <w:pPr>
+        <w:ind w:firstLine="706"/>
+        <w:jc w:val="both"/>
+      </w:pPr>
       <w:r>
-        <w:t>Интерфейс веб-приложения приобрел законченный современный дизайн. Все 8 заданий выполнены, компоненты Bootstrap гармонично сочетаются и адаптируются под различные размеры экранов.</w:t>
+        <w:rPr>
+          <w:rFonts w:ascii="Times New Roman" w:hAnsi="Times New Roman"/>
+          <w:color w:val="000000"/>
+          <w:sz w:val="24"/>
+        </w:rPr>
+        <w:t>Интерфейс страниц приобрел единообразный адаптивный внешний вид. Корректно работают сетка, бейджи в боковом меню и блоки статистики.</w:t>
+      </w:r>
+    </w:p>
+    <w:p>
+      <w:pPr>
+        <w:spacing w:before="280" w:after="80"/>
+        <w:ind w:firstLine="0"/>
+      </w:pPr>
+      <w:r>
+        <w:rPr>
+          <w:rFonts w:ascii="Times New Roman" w:hAnsi="Times New Roman"/>
+          <w:b/>
+          <w:color w:val="000000"/>
+          <w:sz w:val="26"/>
+        </w:rPr>
+        <w:t>5. Вывод</w:t>
+      </w:r>
+    </w:p>
+    <w:p>
+      <w:pPr>
+        <w:ind w:firstLine="706"/>
+        <w:jc w:val="both"/>
+      </w:pPr>
+      <w:r>
+        <w:rPr>
+          <w:rFonts w:ascii="Times New Roman" w:hAnsi="Times New Roman"/>
+          <w:color w:val="000000"/>
+          <w:sz w:val="24"/>
+        </w:rPr>
+        <w:t>В ходе работы освоено практическое использование готовых стилей и компонентов CSS-фреймворка Bootstrap для оформления пользовательского интерфейса веб-приложения на Django.</w:t>
       </w:r>
     </w:p>
     <w:sectPr>
       <w:pgSz w:w="12240" w:h="15840"/>
-      <w:pgMar w:top="1123" w:right="1123" w:bottom="1123" w:left="1411" w:header="720" w:footer="720" w:gutter="0"/>
+      <w:pgMar w:top="1123" w:right="850" w:bottom="1123" w:left="1699" w:header="720" w:footer="720" w:gutter="0"/>
       <w:cols w:space="720"/>
       <w:docGrid w:linePitch="360"/>
     </w:sectPr>
@@ -735,12 +849,12 @@
     <w:qFormat/>
     <w:rsid w:val="00FC693F"/>
     <w:pPr>
-      <w:spacing w:line="276" w:lineRule="auto" w:after="80"/>
+      <w:spacing w:line="276" w:lineRule="auto" w:after="60"/>
     </w:pPr>
     <w:rPr>
-      <w:rFonts w:ascii="Calibri" w:hAnsi="Calibri"/>
-      <w:color w:val="222222"/>
-      <w:sz w:val="22"/>
+      <w:rFonts w:ascii="Times New Roman" w:hAnsi="Times New Roman"/>
+      <w:color w:val="000000"/>
+      <w:sz w:val="24"/>
     </w:rPr>
   </w:style>
   <w:style w:type="paragraph" w:styleId="Header">
